--- a/public/temas/ejercicio-3/ESQUEMA TEMA 11.docx
+++ b/public/temas/ejercicio-3/ESQUEMA TEMA 11.docx
@@ -616,7 +616,7 @@
           <w:rFonts w:ascii="Cambria" w:hAnsi="Cambria" w:cs="Cambria" w:eastAsia="Cambria"/>
           <w:sz w:val="22"/>
         </w:rPr>
-        <w:t xml:space="preserve"> (tras la adición del artículo 38 por la </w:t>
+        <w:t xml:space="preserve"> (tras la adición del art. 38 por la </w:t>
       </w:r>
       <w:r>
         <w:rPr>
@@ -2157,7 +2157,7 @@
           <w:b/>
           <w:sz w:val="22"/>
         </w:rPr>
-        <w:t>artículo 22</w:t>
+        <w:t>art. 22</w:t>
       </w:r>
       <w:r>
         <w:rPr>
@@ -2479,7 +2479,7 @@
           <w:b/>
           <w:sz w:val="22"/>
         </w:rPr>
-        <w:t>8,9 millones de euros</w:t>
+        <w:t>8,9 M€</w:t>
       </w:r>
       <w:r>
         <w:rPr>
@@ -2772,7 +2772,7 @@
           <w:b/>
           <w:sz w:val="22"/>
         </w:rPr>
-        <w:t>artículo 23</w:t>
+        <w:t>art. 23</w:t>
       </w:r>
       <w:r>
         <w:rPr>
